--- a/Lecture/Chem/1semestr/Kr1_2022/Spivbesida.docx
+++ b/Lecture/Chem/1semestr/Kr1_2022/Spivbesida.docx
@@ -77,6 +77,12 @@
         <w:rPr>
           <w:bCs/>
         </w:rPr>
+        <w:t xml:space="preserve">Тіло кинули вертикально вгору. </w:t>
+      </w:r>
+      <w:r>
+        <w:rPr>
+          <w:bCs/>
+        </w:rPr>
         <w:t>Яка швидкість тіла у верхній точці траєкторії?</w:t>
       </w:r>
       <w:r>
@@ -117,7 +123,7 @@
           <w:noProof/>
         </w:rPr>
         <w:drawing>
-          <wp:inline distT="0" distB="0" distL="0" distR="0" wp14:anchorId="4D20F8AB" wp14:editId="2C64BA01">
+          <wp:inline distT="0" distB="0" distL="0" distR="0" wp14:anchorId="150FEA63" wp14:editId="47D4D97B">
             <wp:extent cx="2804160" cy="1524000"/>
             <wp:effectExtent l="0" t="0" r="0" b="0"/>
             <wp:docPr id="1" name="Рисунок 1"/>
@@ -233,7 +239,7 @@
         </w:rPr>
         <w:lastRenderedPageBreak/>
         <w:drawing>
-          <wp:inline distT="0" distB="0" distL="0" distR="0" wp14:anchorId="04F09EDA" wp14:editId="5EC45103">
+          <wp:inline distT="0" distB="0" distL="0" distR="0" wp14:anchorId="1E9F8CF1" wp14:editId="1C280F04">
             <wp:extent cx="2705100" cy="1592580"/>
             <wp:effectExtent l="0" t="0" r="0" b="0"/>
             <wp:docPr id="2" name="Рисунок 36"/>
@@ -299,7 +305,7 @@
         <w:rPr>
           <w:position w:val="-12"/>
         </w:rPr>
-        <w:object w:dxaOrig="1180" w:dyaOrig="380" w14:anchorId="1E0AC5CC">
+        <w:object w:dxaOrig="1180" w:dyaOrig="380" w14:anchorId="69EEBD22">
           <v:shapetype id="_x0000_t75" coordsize="21600,21600" o:spt="75" o:preferrelative="t" path="m@4@5l@4@11@9@11@9@5xe" filled="f" stroked="f">
             <v:stroke joinstyle="miter"/>
             <v:formulas>
@@ -319,10 +325,10 @@
             <v:path o:extrusionok="f" gradientshapeok="t" o:connecttype="rect"/>
             <o:lock v:ext="edit" aspectratio="t"/>
           </v:shapetype>
-          <v:shape id="_x0000_i1027" type="#_x0000_t75" style="width:58.8pt;height:19.2pt" o:ole="">
+          <v:shape id="_x0000_i1027" type="#_x0000_t75" style="width:59pt;height:19pt" o:ole="">
             <v:imagedata r:id="rId7" o:title=""/>
           </v:shape>
-          <o:OLEObject Type="Embed" ProgID="Equation.DSMT4" ShapeID="_x0000_i1027" DrawAspect="Content" ObjectID="_1853390587" r:id="rId8"/>
+          <o:OLEObject Type="Embed" ProgID="Equation.DSMT4" ShapeID="_x0000_i1027" DrawAspect="Content" ObjectID="_1853417733" r:id="rId8"/>
         </w:object>
       </w:r>
     </w:p>
@@ -338,11 +344,11 @@
         <w:rPr>
           <w:position w:val="-24"/>
         </w:rPr>
-        <w:object w:dxaOrig="1359" w:dyaOrig="620" w14:anchorId="1E52EA38">
-          <v:shape id="_x0000_i1028" type="#_x0000_t75" style="width:67.8pt;height:31.2pt" o:ole="">
+        <w:object w:dxaOrig="1359" w:dyaOrig="620" w14:anchorId="06DABB6A">
+          <v:shape id="_x0000_i1028" type="#_x0000_t75" style="width:67.95pt;height:31pt" o:ole="">
             <v:imagedata r:id="rId9" o:title=""/>
           </v:shape>
-          <o:OLEObject Type="Embed" ProgID="Equation.DSMT4" ShapeID="_x0000_i1028" DrawAspect="Content" ObjectID="_1853390588" r:id="rId10"/>
+          <o:OLEObject Type="Embed" ProgID="Equation.DSMT4" ShapeID="_x0000_i1028" DrawAspect="Content" ObjectID="_1853417734" r:id="rId10"/>
         </w:object>
       </w:r>
     </w:p>
@@ -480,7 +486,7 @@
           <w:noProof/>
         </w:rPr>
         <w:drawing>
-          <wp:inline distT="0" distB="0" distL="0" distR="0" wp14:anchorId="6DF02847" wp14:editId="5C9C1644">
+          <wp:inline distT="0" distB="0" distL="0" distR="0" wp14:anchorId="105480DE" wp14:editId="65FE57B7">
             <wp:extent cx="2362200" cy="563880"/>
             <wp:effectExtent l="0" t="0" r="0" b="0"/>
             <wp:docPr id="5" name="Рисунок 14"/>
@@ -548,7 +554,7 @@
           <w:noProof/>
         </w:rPr>
         <w:drawing>
-          <wp:inline distT="0" distB="0" distL="0" distR="0" wp14:anchorId="31462601" wp14:editId="763F9A3F">
+          <wp:inline distT="0" distB="0" distL="0" distR="0" wp14:anchorId="14E07056" wp14:editId="5D906973">
             <wp:extent cx="2362200" cy="792480"/>
             <wp:effectExtent l="0" t="0" r="0" b="0"/>
             <wp:docPr id="6" name="Рисунок 12"/>
@@ -615,7 +621,7 @@
           <w:noProof/>
         </w:rPr>
         <w:drawing>
-          <wp:inline distT="0" distB="0" distL="0" distR="0" wp14:anchorId="7638BF50" wp14:editId="6561F013">
+          <wp:inline distT="0" distB="0" distL="0" distR="0" wp14:anchorId="014242C0" wp14:editId="3E78D4A6">
             <wp:extent cx="2148840" cy="1143000"/>
             <wp:effectExtent l="0" t="0" r="0" b="0"/>
             <wp:docPr id="7" name="Рисунок 15"/>
@@ -699,7 +705,7 @@
           <w:noProof/>
         </w:rPr>
         <w:drawing>
-          <wp:inline distT="0" distB="0" distL="0" distR="0" wp14:anchorId="7A104477" wp14:editId="5761E71C">
+          <wp:inline distT="0" distB="0" distL="0" distR="0" wp14:anchorId="2814AD09" wp14:editId="21C73ABF">
             <wp:extent cx="3116580" cy="784860"/>
             <wp:effectExtent l="0" t="0" r="0" b="0"/>
             <wp:docPr id="8" name="Рисунок 15"/>
@@ -822,7 +828,7 @@
           <w:lang w:val="en-US"/>
         </w:rPr>
         <w:drawing>
-          <wp:inline distT="0" distB="0" distL="0" distR="0" wp14:anchorId="5D1F725A" wp14:editId="435BFBEF">
+          <wp:inline distT="0" distB="0" distL="0" distR="0" wp14:anchorId="3C3EE78B" wp14:editId="471AE956">
             <wp:extent cx="1455420" cy="2148840"/>
             <wp:effectExtent l="0" t="0" r="0" b="0"/>
             <wp:docPr id="9" name="Рисунок 1"/>
@@ -936,7 +942,7 @@
           <w:lang w:val="en-US"/>
         </w:rPr>
         <w:drawing>
-          <wp:inline distT="0" distB="0" distL="0" distR="0" wp14:anchorId="1A72E0E8" wp14:editId="310DC0BF">
+          <wp:inline distT="0" distB="0" distL="0" distR="0" wp14:anchorId="54459EF4" wp14:editId="2B8F1C68">
             <wp:extent cx="1287780" cy="2026920"/>
             <wp:effectExtent l="0" t="0" r="0" b="0"/>
             <wp:docPr id="10" name="Рисунок 1"/>
@@ -1123,7 +1129,7 @@
           <w:noProof/>
         </w:rPr>
         <w:drawing>
-          <wp:inline distT="0" distB="0" distL="0" distR="0" wp14:anchorId="442AE193" wp14:editId="4E278FCC">
+          <wp:inline distT="0" distB="0" distL="0" distR="0" wp14:anchorId="0DEFE038" wp14:editId="5B566330">
             <wp:extent cx="2331720" cy="1287780"/>
             <wp:effectExtent l="0" t="0" r="0" b="0"/>
             <wp:docPr id="11" name="Рисунок 37"/>
@@ -1189,11 +1195,11 @@
         <w:rPr>
           <w:position w:val="-10"/>
         </w:rPr>
-        <w:object w:dxaOrig="859" w:dyaOrig="380" w14:anchorId="3C1C8E35">
-          <v:shape id="_x0000_i1036" type="#_x0000_t75" style="width:43.2pt;height:19.2pt" o:ole="">
+        <w:object w:dxaOrig="859" w:dyaOrig="380" w14:anchorId="46797532">
+          <v:shape id="_x0000_i1036" type="#_x0000_t75" style="width:42.95pt;height:19pt" o:ole="">
             <v:imagedata r:id="rId18" o:title=""/>
           </v:shape>
-          <o:OLEObject Type="Embed" ProgID="Equation.DSMT4" ShapeID="_x0000_i1036" DrawAspect="Content" ObjectID="_1853390589" r:id="rId19"/>
+          <o:OLEObject Type="Embed" ProgID="Equation.DSMT4" ShapeID="_x0000_i1036" DrawAspect="Content" ObjectID="_1853417735" r:id="rId19"/>
         </w:object>
       </w:r>
     </w:p>
@@ -1365,7 +1371,7 @@
           <w:noProof/>
         </w:rPr>
         <w:drawing>
-          <wp:inline distT="0" distB="0" distL="0" distR="0" wp14:anchorId="2E885DDF" wp14:editId="3F5C2C98">
+          <wp:inline distT="0" distB="0" distL="0" distR="0" wp14:anchorId="3C91E97D" wp14:editId="66E0DB9F">
             <wp:extent cx="2842260" cy="1478280"/>
             <wp:effectExtent l="0" t="0" r="0" b="0"/>
             <wp:docPr id="13" name="Рисунок 24"/>
@@ -1470,11 +1476,11 @@
         <w:rPr>
           <w:position w:val="-24"/>
         </w:rPr>
-        <w:object w:dxaOrig="1120" w:dyaOrig="620" w14:anchorId="40860CF4">
-          <v:shape id="_x0000_i1038" type="#_x0000_t75" style="width:55.8pt;height:31.2pt" o:ole="">
+        <w:object w:dxaOrig="1120" w:dyaOrig="620" w14:anchorId="44B73095">
+          <v:shape id="_x0000_i1038" type="#_x0000_t75" style="width:56pt;height:31pt" o:ole="">
             <v:imagedata r:id="rId21" o:title=""/>
           </v:shape>
-          <o:OLEObject Type="Embed" ProgID="Equation.DSMT4" ShapeID="_x0000_i1038" DrawAspect="Content" ObjectID="_1853390590" r:id="rId22"/>
+          <o:OLEObject Type="Embed" ProgID="Equation.DSMT4" ShapeID="_x0000_i1038" DrawAspect="Content" ObjectID="_1853417736" r:id="rId22"/>
         </w:object>
       </w:r>
       <w:r>
@@ -1517,11 +1523,11 @@
         <w:rPr>
           <w:position w:val="-10"/>
         </w:rPr>
-        <w:object w:dxaOrig="780" w:dyaOrig="320" w14:anchorId="71ABB76B">
-          <v:shape id="_x0000_i1039" type="#_x0000_t75" style="width:39pt;height:16.2pt" o:ole="">
+        <w:object w:dxaOrig="780" w:dyaOrig="320" w14:anchorId="42CFAB9B">
+          <v:shape id="_x0000_i1039" type="#_x0000_t75" style="width:39pt;height:16pt" o:ole="">
             <v:imagedata r:id="rId23" o:title=""/>
           </v:shape>
-          <o:OLEObject Type="Embed" ProgID="Equation.DSMT4" ShapeID="_x0000_i1039" DrawAspect="Content" ObjectID="_1853390591" r:id="rId24"/>
+          <o:OLEObject Type="Embed" ProgID="Equation.DSMT4" ShapeID="_x0000_i1039" DrawAspect="Content" ObjectID="_1853417737" r:id="rId24"/>
         </w:object>
       </w:r>
     </w:p>
@@ -1637,7 +1643,7 @@
           <w:noProof/>
         </w:rPr>
         <w:drawing>
-          <wp:inline distT="0" distB="0" distL="0" distR="0" wp14:anchorId="63A86859" wp14:editId="31D7D03B">
+          <wp:inline distT="0" distB="0" distL="0" distR="0" wp14:anchorId="33F72D3B" wp14:editId="3672A2EB">
             <wp:extent cx="2529840" cy="1684020"/>
             <wp:effectExtent l="0" t="0" r="0" b="0"/>
             <wp:docPr id="16" name="Рисунок 27"/>
@@ -1811,7 +1817,7 @@
           <w:noProof/>
         </w:rPr>
         <w:drawing>
-          <wp:inline distT="0" distB="0" distL="0" distR="0" wp14:anchorId="4EB80E80" wp14:editId="5763EEFC">
+          <wp:inline distT="0" distB="0" distL="0" distR="0" wp14:anchorId="2C8EF4B2" wp14:editId="57EFF9F5">
             <wp:extent cx="1539240" cy="1371600"/>
             <wp:effectExtent l="0" t="0" r="0" b="0"/>
             <wp:docPr id="17" name="Рисунок 20"/>
@@ -1885,7 +1891,7 @@
           <w:noProof/>
         </w:rPr>
         <w:drawing>
-          <wp:inline distT="0" distB="0" distL="0" distR="0" wp14:anchorId="06111B1F" wp14:editId="1A71B293">
+          <wp:inline distT="0" distB="0" distL="0" distR="0" wp14:anchorId="034E165A" wp14:editId="3394A2AA">
             <wp:extent cx="1752600" cy="1554480"/>
             <wp:effectExtent l="0" t="0" r="0" b="0"/>
             <wp:docPr id="18" name="Рисунок 35"/>
@@ -1976,11 +1982,11 @@
         <w:rPr>
           <w:position w:val="-10"/>
         </w:rPr>
-        <w:object w:dxaOrig="1120" w:dyaOrig="320" w14:anchorId="594A26D6">
-          <v:shape id="_x0000_i1043" type="#_x0000_t75" style="width:55.8pt;height:16.2pt" o:ole="">
+        <w:object w:dxaOrig="1120" w:dyaOrig="320" w14:anchorId="65BC2B52">
+          <v:shape id="_x0000_i1043" type="#_x0000_t75" style="width:56pt;height:16pt" o:ole="">
             <v:imagedata r:id="rId28" o:title=""/>
           </v:shape>
-          <o:OLEObject Type="Embed" ProgID="Equation.DSMT4" ShapeID="_x0000_i1043" DrawAspect="Content" ObjectID="_1853390592" r:id="rId29"/>
+          <o:OLEObject Type="Embed" ProgID="Equation.DSMT4" ShapeID="_x0000_i1043" DrawAspect="Content" ObjectID="_1853417738" r:id="rId29"/>
         </w:object>
       </w:r>
       <w:r>
@@ -2169,6 +2175,12 @@
           <w:b/>
         </w:rPr>
       </w:pPr>
+      <w:r>
+        <w:rPr>
+          <w:b/>
+        </w:rPr>
+        <w:t xml:space="preserve">Заняття 7. </w:t>
+      </w:r>
       <w:r>
         <w:rPr>
           <w:b/>
@@ -3345,34 +3357,34 @@
       </w:pPr>
     </w:lvl>
   </w:abstractNum>
-  <w:num w:numId="1" w16cid:durableId="705375128">
+  <w:num w:numId="1" w16cid:durableId="1448505983">
     <w:abstractNumId w:val="4"/>
   </w:num>
-  <w:num w:numId="2" w16cid:durableId="837187167">
+  <w:num w:numId="2" w16cid:durableId="1176920512">
     <w:abstractNumId w:val="3"/>
   </w:num>
-  <w:num w:numId="3" w16cid:durableId="1733844284">
+  <w:num w:numId="3" w16cid:durableId="1400591781">
     <w:abstractNumId w:val="6"/>
   </w:num>
-  <w:num w:numId="4" w16cid:durableId="227232332">
+  <w:num w:numId="4" w16cid:durableId="1838615506">
     <w:abstractNumId w:val="5"/>
   </w:num>
-  <w:num w:numId="5" w16cid:durableId="269506015">
+  <w:num w:numId="5" w16cid:durableId="903490708">
     <w:abstractNumId w:val="7"/>
   </w:num>
-  <w:num w:numId="6" w16cid:durableId="424229025">
+  <w:num w:numId="6" w16cid:durableId="1418281322">
     <w:abstractNumId w:val="2"/>
   </w:num>
-  <w:num w:numId="7" w16cid:durableId="992952872">
+  <w:num w:numId="7" w16cid:durableId="1257204243">
     <w:abstractNumId w:val="1"/>
   </w:num>
-  <w:num w:numId="8" w16cid:durableId="866069353">
+  <w:num w:numId="8" w16cid:durableId="872763770">
     <w:abstractNumId w:val="8"/>
   </w:num>
-  <w:num w:numId="9" w16cid:durableId="294289358">
+  <w:num w:numId="9" w16cid:durableId="2111581650">
     <w:abstractNumId w:val="9"/>
   </w:num>
-  <w:num w:numId="10" w16cid:durableId="1184629015">
+  <w:num w:numId="10" w16cid:durableId="91510063">
     <w:abstractNumId w:val="0"/>
   </w:num>
 </w:numbering>
